--- a/Etat de l'art/Recheches/Multomodal-CoLearning.docx
+++ b/Etat de l'art/Recheches/Multomodal-CoLearning.docx
@@ -10,9 +10,89 @@
         </w:rPr>
       </w:pPr>
       <w:r>
-        <w:rPr>
-          <w:lang w:val="fr-FR"/>
-        </w:rPr>
+        <w:drawing>
+          <wp:anchor distT="0" distB="0" distL="114300" distR="114300" simplePos="0" relativeHeight="251658240" behindDoc="0" locked="0" layoutInCell="1" allowOverlap="1" wp14:anchorId="0DCECD9F" wp14:editId="7360D15B">
+            <wp:simplePos x="0" y="0"/>
+            <wp:positionH relativeFrom="column">
+              <wp:posOffset>-55880</wp:posOffset>
+            </wp:positionH>
+            <wp:positionV relativeFrom="paragraph">
+              <wp:posOffset>0</wp:posOffset>
+            </wp:positionV>
+            <wp:extent cx="6017260" cy="9666605"/>
+            <wp:effectExtent l="0" t="0" r="2540" b="0"/>
+            <wp:wrapTopAndBottom/>
+            <wp:docPr id="5" name="Espace réservé du contenu 4" descr="Une image contenant texte, capture d’écran, diagramme, conception&#10;&#10;Le contenu généré par l’IA peut être incorrect.">
+              <a:extLst xmlns:a="http://schemas.openxmlformats.org/drawingml/2006/main">
+                <a:ext uri="{FF2B5EF4-FFF2-40B4-BE49-F238E27FC236}">
+                  <a16:creationId xmlns:a16="http://schemas.microsoft.com/office/drawing/2014/main" id="{02DE967A-A94F-D21C-ED78-39945CAD8C47}"/>
+                </a:ext>
+              </a:extLst>
+            </wp:docPr>
+            <wp:cNvGraphicFramePr>
+              <a:graphicFrameLocks xmlns:a="http://schemas.openxmlformats.org/drawingml/2006/main" noGrp="1" noChangeAspect="1"/>
+            </wp:cNvGraphicFramePr>
+            <a:graphic xmlns:a="http://schemas.openxmlformats.org/drawingml/2006/main">
+              <a:graphicData uri="http://schemas.openxmlformats.org/drawingml/2006/picture">
+                <pic:pic xmlns:pic="http://schemas.openxmlformats.org/drawingml/2006/picture">
+                  <pic:nvPicPr>
+                    <pic:cNvPr id="5" name="Espace réservé du contenu 4" descr="Une image contenant texte, capture d’écran, diagramme, conception&#10;&#10;Le contenu généré par l’IA peut être incorrect.">
+                      <a:extLst>
+                        <a:ext uri="{FF2B5EF4-FFF2-40B4-BE49-F238E27FC236}">
+                          <a16:creationId xmlns:a16="http://schemas.microsoft.com/office/drawing/2014/main" id="{02DE967A-A94F-D21C-ED78-39945CAD8C47}"/>
+                        </a:ext>
+                      </a:extLst>
+                    </pic:cNvPr>
+                    <pic:cNvPicPr>
+                      <a:picLocks noGrp="1" noChangeAspect="1"/>
+                    </pic:cNvPicPr>
+                  </pic:nvPicPr>
+                  <pic:blipFill>
+                    <a:blip r:embed="rId5">
+                      <a:extLst>
+                        <a:ext uri="{28A0092B-C50C-407E-A947-70E740481C1C}">
+                          <a14:useLocalDpi xmlns:a14="http://schemas.microsoft.com/office/drawing/2010/main" val="0"/>
+                        </a:ext>
+                      </a:extLst>
+                    </a:blip>
+                    <a:stretch>
+                      <a:fillRect/>
+                    </a:stretch>
+                  </pic:blipFill>
+                  <pic:spPr>
+                    <a:xfrm>
+                      <a:off x="0" y="0"/>
+                      <a:ext cx="6017260" cy="9666605"/>
+                    </a:xfrm>
+                    <a:prstGeom prst="rect">
+                      <a:avLst/>
+                    </a:prstGeom>
+                  </pic:spPr>
+                </pic:pic>
+              </a:graphicData>
+            </a:graphic>
+            <wp14:sizeRelH relativeFrom="margin">
+              <wp14:pctWidth>0</wp14:pctWidth>
+            </wp14:sizeRelH>
+            <wp14:sizeRelV relativeFrom="margin">
+              <wp14:pctHeight>0</wp14:pctHeight>
+            </wp14:sizeRelV>
+          </wp:anchor>
+        </w:drawing>
+      </w:r>
+    </w:p>
+    <w:p>
+      <w:pPr>
+        <w:pStyle w:val="Titre1"/>
+        <w:rPr>
+          <w:lang w:val="fr-FR"/>
+        </w:rPr>
+      </w:pPr>
+      <w:r>
+        <w:rPr>
+          <w:lang w:val="fr-FR"/>
+        </w:rPr>
+        <w:lastRenderedPageBreak/>
         <w:t>Multimodal Co-</w:t>
       </w:r>
       <w:r>
@@ -90,7 +170,7 @@
                     </pic:cNvPicPr>
                   </pic:nvPicPr>
                   <pic:blipFill>
-                    <a:blip r:embed="rId5">
+                    <a:blip r:embed="rId6">
                       <a:extLst>
                         <a:ext uri="{28A0092B-C50C-407E-A947-70E740481C1C}">
                           <a14:useLocalDpi xmlns:a14="http://schemas.microsoft.com/office/drawing/2010/main" val="0"/>
@@ -1289,7 +1369,7 @@
                     <pic:cNvPicPr/>
                   </pic:nvPicPr>
                   <pic:blipFill>
-                    <a:blip r:embed="rId6"/>
+                    <a:blip r:embed="rId7"/>
                     <a:stretch>
                       <a:fillRect/>
                     </a:stretch>
@@ -1376,7 +1456,7 @@
                     <pic:cNvPicPr/>
                   </pic:nvPicPr>
                   <pic:blipFill>
-                    <a:blip r:embed="rId7"/>
+                    <a:blip r:embed="rId8"/>
                     <a:stretch>
                       <a:fillRect/>
                     </a:stretch>
@@ -2063,11 +2143,17 @@
         </w:rPr>
       </w:pPr>
       <w:r>
-        <w:t xml:space="preserve">5.3 </w:t>
+        <w:rPr>
+          <w:lang w:val="fr-FR"/>
+        </w:rPr>
+        <w:t>5.3 Encoder-</w:t>
       </w:r>
       <w:proofErr w:type="spellStart"/>
       <w:r>
-        <w:t>Encoder-decoders</w:t>
+        <w:rPr>
+          <w:lang w:val="fr-FR"/>
+        </w:rPr>
+        <w:t>decoders</w:t>
       </w:r>
       <w:proofErr w:type="spellEnd"/>
     </w:p>
@@ -2535,15 +2621,38 @@
         </w:rPr>
       </w:pPr>
       <w:r>
-        <w:t xml:space="preserve">5.4 Generative adversarial </w:t>
+        <w:rPr>
+          <w:lang w:val="fr-FR"/>
+        </w:rPr>
+        <w:t xml:space="preserve">5.4 </w:t>
       </w:r>
       <w:proofErr w:type="spellStart"/>
       <w:r>
-        <w:t>networks</w:t>
+        <w:rPr>
+          <w:lang w:val="fr-FR"/>
+        </w:rPr>
+        <w:t>Generative</w:t>
       </w:r>
       <w:proofErr w:type="spellEnd"/>
       <w:r>
-        <w:t xml:space="preserve"> (GAN)</w:t>
+        <w:rPr>
+          <w:lang w:val="fr-FR"/>
+        </w:rPr>
+        <w:t xml:space="preserve"> </w:t>
+      </w:r>
+      <w:proofErr w:type="spellStart"/>
+      <w:r>
+        <w:rPr>
+          <w:lang w:val="fr-FR"/>
+        </w:rPr>
+        <w:t>adversarial</w:t>
+      </w:r>
+      <w:proofErr w:type="spellEnd"/>
+      <w:r>
+        <w:rPr>
+          <w:lang w:val="fr-FR"/>
+        </w:rPr>
+        <w:t xml:space="preserve"> networks (GAN)</w:t>
       </w:r>
     </w:p>
     <w:p>
@@ -11069,7 +11178,6 @@
   <w:style w:type="character" w:default="1" w:styleId="Policepardfaut">
     <w:name w:val="Default Paragraph Font"/>
     <w:uiPriority w:val="1"/>
-    <w:semiHidden/>
     <w:unhideWhenUsed/>
   </w:style>
   <w:style w:type="table" w:default="1" w:styleId="TableauNormal">

--- a/Etat de l'art/Recheches/Multomodal-CoLearning.docx
+++ b/Etat de l'art/Recheches/Multomodal-CoLearning.docx
@@ -10,6 +10,9 @@
         </w:rPr>
       </w:pPr>
       <w:r>
+        <w:rPr>
+          <w:noProof/>
+        </w:rPr>
         <w:drawing>
           <wp:anchor distT="0" distB="0" distL="114300" distR="114300" simplePos="0" relativeHeight="251658240" behindDoc="0" locked="0" layoutInCell="1" allowOverlap="1" wp14:anchorId="0DCECD9F" wp14:editId="7360D15B">
             <wp:simplePos x="0" y="0"/>
@@ -358,10 +361,75 @@
     </w:p>
     <w:p>
       <w:pPr>
-        <w:rPr>
-          <w:lang w:val="fr-FR"/>
-        </w:rPr>
-      </w:pPr>
+        <w:pStyle w:val="Paragraphedeliste"/>
+        <w:numPr>
+          <w:ilvl w:val="0"/>
+          <w:numId w:val="25"/>
+        </w:numPr>
+        <w:rPr>
+          <w:lang w:val="fr-FR"/>
+        </w:rPr>
+      </w:pPr>
+      <w:r>
+        <w:rPr>
+          <w:lang w:val="fr-FR"/>
+        </w:rPr>
+        <w:t>Le</w:t>
+      </w:r>
+      <w:r>
+        <w:rPr>
+          <w:b/>
+          <w:bCs/>
+          <w:lang w:val="fr-FR"/>
+        </w:rPr>
+        <w:t xml:space="preserve"> </w:t>
+      </w:r>
+      <w:proofErr w:type="spellStart"/>
+      <w:r>
+        <w:rPr>
+          <w:lang w:val="fr-FR"/>
+        </w:rPr>
+        <w:t>co</w:t>
+      </w:r>
+      <w:proofErr w:type="spellEnd"/>
+      <w:r>
+        <w:rPr>
+          <w:lang w:val="fr-FR"/>
+        </w:rPr>
+        <w:t>-apprentissage multimodal permet de transférer les connaissances d’une modalité vers une modalité plus limitée ou bruitée.</w:t>
+      </w:r>
+    </w:p>
+    <w:p>
+      <w:pPr>
+        <w:pStyle w:val="Paragraphedeliste"/>
+        <w:numPr>
+          <w:ilvl w:val="0"/>
+          <w:numId w:val="25"/>
+        </w:numPr>
+        <w:rPr>
+          <w:lang w:val="fr-FR"/>
+        </w:rPr>
+      </w:pPr>
+      <w:r>
+        <w:rPr>
+          <w:lang w:val="fr-FR"/>
+        </w:rPr>
+        <w:t>Il exploite la complémentarité des modalités pour améliorer les performances, même lorsque certaines informations manquent.</w:t>
+      </w:r>
+    </w:p>
+    <w:p>
+      <w:pPr>
+        <w:pStyle w:val="Paragraphedeliste"/>
+        <w:rPr>
+          <w:lang w:val="fr-FR"/>
+        </w:rPr>
+      </w:pPr>
+      <w:r>
+        <w:rPr>
+          <w:lang w:val="fr-FR"/>
+        </w:rPr>
+        <w:t>Approche est particulièrement adaptée aux contextes réels (santé, robotique, multimédia, systèmes autonomes) où les données sont souvent incomplètes ou imparfaites</w:t>
+      </w:r>
     </w:p>
     <w:tbl>
       <w:tblPr>
@@ -1296,6 +1364,7 @@
         <w:rPr>
           <w:lang w:val="fr-FR"/>
         </w:rPr>
+        <w:lastRenderedPageBreak/>
         <w:t>meta-learning</w:t>
       </w:r>
       <w:proofErr w:type="spellEnd"/>
@@ -1352,7 +1421,6 @@
           <w:noProof/>
           <w:lang w:val="fr-FR"/>
         </w:rPr>
-        <w:lastRenderedPageBreak/>
         <w:drawing>
           <wp:inline distT="0" distB="0" distL="0" distR="0" wp14:anchorId="5D07F5C5" wp14:editId="264A811C">
             <wp:extent cx="5760720" cy="2176145"/>
@@ -1681,6 +1749,7 @@
           <w:lang w:val="fr-FR" w:eastAsia="en-US"/>
           <w14:ligatures w14:val="standardContextual"/>
         </w:rPr>
+        <w:lastRenderedPageBreak/>
         <w:t xml:space="preserve">La </w:t>
       </w:r>
       <w:r>
@@ -1730,17 +1799,7 @@
           <w:lang w:val="fr-FR" w:eastAsia="en-US"/>
           <w14:ligatures w14:val="standardContextual"/>
         </w:rPr>
-        <w:t xml:space="preserve">Chaque modalité ayant ses spécificités, il faut adapter les taux d’apprentissage pour éviter le surapprentissage. La fusion tardive gère bien les modalités manquantes, mais </w:t>
-      </w:r>
-      <w:r>
-        <w:rPr>
-          <w:rFonts w:asciiTheme="minorHAnsi" w:eastAsiaTheme="minorHAnsi" w:hAnsiTheme="minorHAnsi" w:cstheme="minorBidi"/>
-          <w:kern w:val="2"/>
-          <w:lang w:val="fr-FR" w:eastAsia="en-US"/>
-          <w14:ligatures w14:val="standardContextual"/>
-        </w:rPr>
-        <w:lastRenderedPageBreak/>
-        <w:t>reste moins efficace que la fusion hybride. Pour les modalités manquantes ou bruitées, on utilise des méthodes avancées comme l’apprentissage multi-tâches, les réseaux à mémoire et l’attention.</w:t>
+        <w:t>Chaque modalité ayant ses spécificités, il faut adapter les taux d’apprentissage pour éviter le surapprentissage. La fusion tardive gère bien les modalités manquantes, mais reste moins efficace que la fusion hybride. Pour les modalités manquantes ou bruitées, on utilise des méthodes avancées comme l’apprentissage multi-tâches, les réseaux à mémoire et l’attention.</w:t>
       </w:r>
     </w:p>
     <w:p>
@@ -2222,6 +2281,7 @@
           <w:lang w:val="fr-FR" w:eastAsia="en-US"/>
           <w14:ligatures w14:val="standardContextual"/>
         </w:rPr>
+        <w:lastRenderedPageBreak/>
         <w:t xml:space="preserve">Ils ont révolutionné le traitement du langage (ex. BERT, </w:t>
       </w:r>
       <w:proofErr w:type="spellStart"/>
@@ -2370,7 +2430,6 @@
           <w:lang w:val="fr-FR" w:eastAsia="en-US"/>
           <w14:ligatures w14:val="standardContextual"/>
         </w:rPr>
-        <w:lastRenderedPageBreak/>
         <w:t xml:space="preserve">Les Transformers avec </w:t>
       </w:r>
       <w:proofErr w:type="spellStart"/>
@@ -2722,6 +2781,7 @@
         <w:rPr>
           <w:lang w:val="fr-FR"/>
         </w:rPr>
+        <w:lastRenderedPageBreak/>
         <w:t>Dans la recherche intermodale, les GAN permettent de rapprocher les représentations de différentes modalités dans un même espace, afin que des données similaires (texte et image) soient proches.</w:t>
       </w:r>
     </w:p>
@@ -2736,7 +2796,6 @@
         <w:rPr>
           <w:lang w:val="fr-FR"/>
         </w:rPr>
-        <w:lastRenderedPageBreak/>
         <w:t>Le CM-GAN est un exemple qui favorise l’apprentissage des corrélations entre et à l’intérieur des modalités pour la recherche image-texte.</w:t>
       </w:r>
     </w:p>
@@ -3041,6 +3100,7 @@
         <w:rPr>
           <w:lang w:val="fr-FR"/>
         </w:rPr>
+        <w:lastRenderedPageBreak/>
         <w:t xml:space="preserve">Dans un pipeline image-texte, on utilise un </w:t>
       </w:r>
       <w:proofErr w:type="spellStart"/>
@@ -3097,14 +3157,7 @@
         <w:rPr>
           <w:lang w:val="fr-FR"/>
         </w:rPr>
-        <w:t xml:space="preserve"> multimodal. L’entraînement se concentre sur la dernière couche (prédiction), ce qui fait </w:t>
-      </w:r>
-      <w:r>
-        <w:rPr>
-          <w:lang w:val="fr-FR"/>
-        </w:rPr>
-        <w:lastRenderedPageBreak/>
-        <w:t>gagner du temps. Mais il existe un risque de transfert négatif si les représentations pré-apprises ne sont pas adaptées au domaine cible.</w:t>
+        <w:t xml:space="preserve"> multimodal. L’entraînement se concentre sur la dernière couche (prédiction), ce qui fait gagner du temps. Mais il existe un risque de transfert négatif si les représentations pré-apprises ne sont pas adaptées au domaine cible.</w:t>
       </w:r>
     </w:p>
     <w:p>
@@ -3534,14 +3587,8 @@
         <w:rPr>
           <w:lang w:val="fr-FR"/>
         </w:rPr>
-        <w:t xml:space="preserve">L’apprentissage contrastif s’applique aussi au multimodal : il permet de mieux aligner les représentations entre texte, image, son, etc., même avec peu ou pas de données </w:t>
-      </w:r>
-      <w:r>
-        <w:rPr>
-          <w:lang w:val="fr-FR"/>
-        </w:rPr>
         <w:lastRenderedPageBreak/>
-        <w:t xml:space="preserve">appariées. Des modèles comme </w:t>
+        <w:t xml:space="preserve">L’apprentissage contrastif s’applique aussi au multimodal : il permet de mieux aligner les représentations entre texte, image, son, etc., même avec peu ou pas de données appariées. Des modèles comme </w:t>
       </w:r>
       <w:r>
         <w:rPr>
@@ -4017,6 +4064,7 @@
         <w:rPr>
           <w:lang w:val="fr-FR"/>
         </w:rPr>
+        <w:lastRenderedPageBreak/>
         <w:t xml:space="preserve">Besoin d’une </w:t>
       </w:r>
       <w:r>
@@ -4051,7 +4099,6 @@
           <w:bCs/>
           <w:lang w:val="fr-FR"/>
         </w:rPr>
-        <w:lastRenderedPageBreak/>
         <w:t>Embeddings</w:t>
       </w:r>
       <w:proofErr w:type="spellEnd"/>
@@ -4625,6 +4672,7 @@
         <w:rPr>
           <w:lang w:val="fr-FR"/>
         </w:rPr>
+        <w:lastRenderedPageBreak/>
         <w:t>l’efficacité</w:t>
       </w:r>
       <w:proofErr w:type="gramEnd"/>
@@ -4664,7 +4712,6 @@
         <w:rPr>
           <w:lang w:val="fr-FR"/>
         </w:rPr>
-        <w:lastRenderedPageBreak/>
         <w:t>la</w:t>
       </w:r>
       <w:proofErr w:type="gramEnd"/>
@@ -5216,6 +5263,7 @@
           <w:bCs/>
           <w:lang w:val="fr-FR"/>
         </w:rPr>
+        <w:lastRenderedPageBreak/>
         <w:t xml:space="preserve">Apprentissage </w:t>
       </w:r>
       <w:proofErr w:type="spellStart"/>
@@ -5260,7 +5308,6 @@
         <w:rPr>
           <w:lang w:val="fr-FR"/>
         </w:rPr>
-        <w:lastRenderedPageBreak/>
         <w:t xml:space="preserve">  </w:t>
       </w:r>
       <w:r>
@@ -8390,6 +8437,119 @@
     </w:lvl>
   </w:abstractNum>
   <w:abstractNum w:abstractNumId="8" w15:restartNumberingAfterBreak="0">
+    <w:nsid w:val="36C43883"/>
+    <w:multiLevelType w:val="hybridMultilevel"/>
+    <w:tmpl w:val="7500F1CC"/>
+    <w:lvl w:ilvl="0" w:tplc="2C0A0001">
+      <w:start w:val="1"/>
+      <w:numFmt w:val="bullet"/>
+      <w:lvlText w:val=""/>
+      <w:lvlJc w:val="left"/>
+      <w:pPr>
+        <w:ind w:left="720" w:hanging="360"/>
+      </w:pPr>
+      <w:rPr>
+        <w:rFonts w:ascii="Symbol" w:hAnsi="Symbol" w:hint="default"/>
+      </w:rPr>
+    </w:lvl>
+    <w:lvl w:ilvl="1" w:tplc="2C0A0003" w:tentative="1">
+      <w:start w:val="1"/>
+      <w:numFmt w:val="bullet"/>
+      <w:lvlText w:val="o"/>
+      <w:lvlJc w:val="left"/>
+      <w:pPr>
+        <w:ind w:left="1440" w:hanging="360"/>
+      </w:pPr>
+      <w:rPr>
+        <w:rFonts w:ascii="Courier New" w:hAnsi="Courier New" w:cs="Courier New" w:hint="default"/>
+      </w:rPr>
+    </w:lvl>
+    <w:lvl w:ilvl="2" w:tplc="2C0A0005" w:tentative="1">
+      <w:start w:val="1"/>
+      <w:numFmt w:val="bullet"/>
+      <w:lvlText w:val=""/>
+      <w:lvlJc w:val="left"/>
+      <w:pPr>
+        <w:ind w:left="2160" w:hanging="360"/>
+      </w:pPr>
+      <w:rPr>
+        <w:rFonts w:ascii="Wingdings" w:hAnsi="Wingdings" w:hint="default"/>
+      </w:rPr>
+    </w:lvl>
+    <w:lvl w:ilvl="3" w:tplc="2C0A0001" w:tentative="1">
+      <w:start w:val="1"/>
+      <w:numFmt w:val="bullet"/>
+      <w:lvlText w:val=""/>
+      <w:lvlJc w:val="left"/>
+      <w:pPr>
+        <w:ind w:left="2880" w:hanging="360"/>
+      </w:pPr>
+      <w:rPr>
+        <w:rFonts w:ascii="Symbol" w:hAnsi="Symbol" w:hint="default"/>
+      </w:rPr>
+    </w:lvl>
+    <w:lvl w:ilvl="4" w:tplc="2C0A0003" w:tentative="1">
+      <w:start w:val="1"/>
+      <w:numFmt w:val="bullet"/>
+      <w:lvlText w:val="o"/>
+      <w:lvlJc w:val="left"/>
+      <w:pPr>
+        <w:ind w:left="3600" w:hanging="360"/>
+      </w:pPr>
+      <w:rPr>
+        <w:rFonts w:ascii="Courier New" w:hAnsi="Courier New" w:cs="Courier New" w:hint="default"/>
+      </w:rPr>
+    </w:lvl>
+    <w:lvl w:ilvl="5" w:tplc="2C0A0005" w:tentative="1">
+      <w:start w:val="1"/>
+      <w:numFmt w:val="bullet"/>
+      <w:lvlText w:val=""/>
+      <w:lvlJc w:val="left"/>
+      <w:pPr>
+        <w:ind w:left="4320" w:hanging="360"/>
+      </w:pPr>
+      <w:rPr>
+        <w:rFonts w:ascii="Wingdings" w:hAnsi="Wingdings" w:hint="default"/>
+      </w:rPr>
+    </w:lvl>
+    <w:lvl w:ilvl="6" w:tplc="2C0A0001" w:tentative="1">
+      <w:start w:val="1"/>
+      <w:numFmt w:val="bullet"/>
+      <w:lvlText w:val=""/>
+      <w:lvlJc w:val="left"/>
+      <w:pPr>
+        <w:ind w:left="5040" w:hanging="360"/>
+      </w:pPr>
+      <w:rPr>
+        <w:rFonts w:ascii="Symbol" w:hAnsi="Symbol" w:hint="default"/>
+      </w:rPr>
+    </w:lvl>
+    <w:lvl w:ilvl="7" w:tplc="2C0A0003" w:tentative="1">
+      <w:start w:val="1"/>
+      <w:numFmt w:val="bullet"/>
+      <w:lvlText w:val="o"/>
+      <w:lvlJc w:val="left"/>
+      <w:pPr>
+        <w:ind w:left="5760" w:hanging="360"/>
+      </w:pPr>
+      <w:rPr>
+        <w:rFonts w:ascii="Courier New" w:hAnsi="Courier New" w:cs="Courier New" w:hint="default"/>
+      </w:rPr>
+    </w:lvl>
+    <w:lvl w:ilvl="8" w:tplc="2C0A0005" w:tentative="1">
+      <w:start w:val="1"/>
+      <w:numFmt w:val="bullet"/>
+      <w:lvlText w:val=""/>
+      <w:lvlJc w:val="left"/>
+      <w:pPr>
+        <w:ind w:left="6480" w:hanging="360"/>
+      </w:pPr>
+      <w:rPr>
+        <w:rFonts w:ascii="Wingdings" w:hAnsi="Wingdings" w:hint="default"/>
+      </w:rPr>
+    </w:lvl>
+  </w:abstractNum>
+  <w:abstractNum w:abstractNumId="9" w15:restartNumberingAfterBreak="0">
     <w:nsid w:val="3D7A3946"/>
     <w:multiLevelType w:val="hybridMultilevel"/>
     <w:tmpl w:val="761A26C6"/>
@@ -8502,7 +8662,7 @@
       </w:rPr>
     </w:lvl>
   </w:abstractNum>
-  <w:abstractNum w:abstractNumId="9" w15:restartNumberingAfterBreak="0">
+  <w:abstractNum w:abstractNumId="10" w15:restartNumberingAfterBreak="0">
     <w:nsid w:val="43EB5031"/>
     <w:multiLevelType w:val="hybridMultilevel"/>
     <w:tmpl w:val="ACDCFF82"/>
@@ -8615,7 +8775,7 @@
       </w:rPr>
     </w:lvl>
   </w:abstractNum>
-  <w:abstractNum w:abstractNumId="10" w15:restartNumberingAfterBreak="0">
+  <w:abstractNum w:abstractNumId="11" w15:restartNumberingAfterBreak="0">
     <w:nsid w:val="4A54470B"/>
     <w:multiLevelType w:val="multilevel"/>
     <w:tmpl w:val="5D1A3C52"/>
@@ -8764,7 +8924,7 @@
       </w:rPr>
     </w:lvl>
   </w:abstractNum>
-  <w:abstractNum w:abstractNumId="11" w15:restartNumberingAfterBreak="0">
+  <w:abstractNum w:abstractNumId="12" w15:restartNumberingAfterBreak="0">
     <w:nsid w:val="51753D3E"/>
     <w:multiLevelType w:val="hybridMultilevel"/>
     <w:tmpl w:val="47D0796C"/>
@@ -8877,7 +9037,7 @@
       </w:rPr>
     </w:lvl>
   </w:abstractNum>
-  <w:abstractNum w:abstractNumId="12" w15:restartNumberingAfterBreak="0">
+  <w:abstractNum w:abstractNumId="13" w15:restartNumberingAfterBreak="0">
     <w:nsid w:val="57F522E0"/>
     <w:multiLevelType w:val="multilevel"/>
     <w:tmpl w:val="49DC1126"/>
@@ -8990,7 +9150,7 @@
       </w:pPr>
     </w:lvl>
   </w:abstractNum>
-  <w:abstractNum w:abstractNumId="13" w15:restartNumberingAfterBreak="0">
+  <w:abstractNum w:abstractNumId="14" w15:restartNumberingAfterBreak="0">
     <w:nsid w:val="5A2346D6"/>
     <w:multiLevelType w:val="multilevel"/>
     <w:tmpl w:val="74708842"/>
@@ -9103,7 +9263,7 @@
       </w:pPr>
     </w:lvl>
   </w:abstractNum>
-  <w:abstractNum w:abstractNumId="14" w15:restartNumberingAfterBreak="0">
+  <w:abstractNum w:abstractNumId="15" w15:restartNumberingAfterBreak="0">
     <w:nsid w:val="5CF57DB9"/>
     <w:multiLevelType w:val="multilevel"/>
     <w:tmpl w:val="10E0BC82"/>
@@ -9252,7 +9412,7 @@
       </w:rPr>
     </w:lvl>
   </w:abstractNum>
-  <w:abstractNum w:abstractNumId="15" w15:restartNumberingAfterBreak="0">
+  <w:abstractNum w:abstractNumId="16" w15:restartNumberingAfterBreak="0">
     <w:nsid w:val="60AF71F1"/>
     <w:multiLevelType w:val="multilevel"/>
     <w:tmpl w:val="CFFA5BFC"/>
@@ -9401,7 +9561,7 @@
       </w:rPr>
     </w:lvl>
   </w:abstractNum>
-  <w:abstractNum w:abstractNumId="16" w15:restartNumberingAfterBreak="0">
+  <w:abstractNum w:abstractNumId="17" w15:restartNumberingAfterBreak="0">
     <w:nsid w:val="6946779E"/>
     <w:multiLevelType w:val="multilevel"/>
     <w:tmpl w:val="7EC84C68"/>
@@ -9550,7 +9710,7 @@
       </w:rPr>
     </w:lvl>
   </w:abstractNum>
-  <w:abstractNum w:abstractNumId="17" w15:restartNumberingAfterBreak="0">
+  <w:abstractNum w:abstractNumId="18" w15:restartNumberingAfterBreak="0">
     <w:nsid w:val="6A842012"/>
     <w:multiLevelType w:val="multilevel"/>
     <w:tmpl w:val="2A44CA10"/>
@@ -9699,7 +9859,7 @@
       </w:rPr>
     </w:lvl>
   </w:abstractNum>
-  <w:abstractNum w:abstractNumId="18" w15:restartNumberingAfterBreak="0">
+  <w:abstractNum w:abstractNumId="19" w15:restartNumberingAfterBreak="0">
     <w:nsid w:val="6DEC3661"/>
     <w:multiLevelType w:val="multilevel"/>
     <w:tmpl w:val="BB56426E"/>
@@ -9848,7 +10008,7 @@
       </w:rPr>
     </w:lvl>
   </w:abstractNum>
-  <w:abstractNum w:abstractNumId="19" w15:restartNumberingAfterBreak="0">
+  <w:abstractNum w:abstractNumId="20" w15:restartNumberingAfterBreak="0">
     <w:nsid w:val="6FB130F9"/>
     <w:multiLevelType w:val="hybridMultilevel"/>
     <w:tmpl w:val="8A72AD08"/>
@@ -9961,7 +10121,7 @@
       </w:rPr>
     </w:lvl>
   </w:abstractNum>
-  <w:abstractNum w:abstractNumId="20" w15:restartNumberingAfterBreak="0">
+  <w:abstractNum w:abstractNumId="21" w15:restartNumberingAfterBreak="0">
     <w:nsid w:val="736D716B"/>
     <w:multiLevelType w:val="multilevel"/>
     <w:tmpl w:val="B73E4DE8"/>
@@ -10110,7 +10270,7 @@
       </w:rPr>
     </w:lvl>
   </w:abstractNum>
-  <w:abstractNum w:abstractNumId="21" w15:restartNumberingAfterBreak="0">
+  <w:abstractNum w:abstractNumId="22" w15:restartNumberingAfterBreak="0">
     <w:nsid w:val="744A7DA6"/>
     <w:multiLevelType w:val="multilevel"/>
     <w:tmpl w:val="333E2614"/>
@@ -10259,7 +10419,7 @@
       </w:rPr>
     </w:lvl>
   </w:abstractNum>
-  <w:abstractNum w:abstractNumId="22" w15:restartNumberingAfterBreak="0">
+  <w:abstractNum w:abstractNumId="23" w15:restartNumberingAfterBreak="0">
     <w:nsid w:val="75713436"/>
     <w:multiLevelType w:val="multilevel"/>
     <w:tmpl w:val="5A141F84"/>
@@ -10408,7 +10568,7 @@
       </w:rPr>
     </w:lvl>
   </w:abstractNum>
-  <w:abstractNum w:abstractNumId="23" w15:restartNumberingAfterBreak="0">
+  <w:abstractNum w:abstractNumId="24" w15:restartNumberingAfterBreak="0">
     <w:nsid w:val="7CEB26BB"/>
     <w:multiLevelType w:val="hybridMultilevel"/>
     <w:tmpl w:val="2CB69DEE"/>
@@ -10498,19 +10658,19 @@
     </w:lvl>
   </w:abstractNum>
   <w:num w:numId="1" w16cid:durableId="1568956149">
-    <w:abstractNumId w:val="23"/>
+    <w:abstractNumId w:val="24"/>
   </w:num>
   <w:num w:numId="2" w16cid:durableId="48189166">
-    <w:abstractNumId w:val="8"/>
+    <w:abstractNumId w:val="9"/>
   </w:num>
   <w:num w:numId="3" w16cid:durableId="27721776">
-    <w:abstractNumId w:val="11"/>
+    <w:abstractNumId w:val="12"/>
   </w:num>
   <w:num w:numId="4" w16cid:durableId="2115396278">
     <w:abstractNumId w:val="4"/>
   </w:num>
   <w:num w:numId="5" w16cid:durableId="197477822">
-    <w:abstractNumId w:val="9"/>
+    <w:abstractNumId w:val="10"/>
   </w:num>
   <w:num w:numId="6" w16cid:durableId="688990630">
     <w:abstractNumId w:val="1"/>
@@ -10519,34 +10679,34 @@
     <w:abstractNumId w:val="3"/>
   </w:num>
   <w:num w:numId="8" w16cid:durableId="2022927068">
-    <w:abstractNumId w:val="13"/>
+    <w:abstractNumId w:val="14"/>
   </w:num>
   <w:num w:numId="9" w16cid:durableId="544172575">
-    <w:abstractNumId w:val="12"/>
+    <w:abstractNumId w:val="13"/>
   </w:num>
   <w:num w:numId="10" w16cid:durableId="1395007945">
     <w:abstractNumId w:val="2"/>
   </w:num>
   <w:num w:numId="11" w16cid:durableId="514728648">
-    <w:abstractNumId w:val="21"/>
+    <w:abstractNumId w:val="22"/>
   </w:num>
   <w:num w:numId="12" w16cid:durableId="541134429">
     <w:abstractNumId w:val="0"/>
   </w:num>
   <w:num w:numId="13" w16cid:durableId="1149320709">
-    <w:abstractNumId w:val="10"/>
+    <w:abstractNumId w:val="11"/>
   </w:num>
   <w:num w:numId="14" w16cid:durableId="82386459">
+    <w:abstractNumId w:val="20"/>
+  </w:num>
+  <w:num w:numId="15" w16cid:durableId="1961372802">
     <w:abstractNumId w:val="19"/>
   </w:num>
-  <w:num w:numId="15" w16cid:durableId="1961372802">
+  <w:num w:numId="16" w16cid:durableId="699404303">
     <w:abstractNumId w:val="18"/>
   </w:num>
-  <w:num w:numId="16" w16cid:durableId="699404303">
-    <w:abstractNumId w:val="17"/>
-  </w:num>
   <w:num w:numId="17" w16cid:durableId="478108968">
-    <w:abstractNumId w:val="20"/>
+    <w:abstractNumId w:val="21"/>
   </w:num>
   <w:num w:numId="18" w16cid:durableId="233663086">
     <w:abstractNumId w:val="5"/>
@@ -10555,19 +10715,22 @@
     <w:abstractNumId w:val="7"/>
   </w:num>
   <w:num w:numId="20" w16cid:durableId="723024777">
-    <w:abstractNumId w:val="15"/>
+    <w:abstractNumId w:val="16"/>
   </w:num>
   <w:num w:numId="21" w16cid:durableId="1560482392">
     <w:abstractNumId w:val="6"/>
   </w:num>
   <w:num w:numId="22" w16cid:durableId="1590918186">
-    <w:abstractNumId w:val="16"/>
+    <w:abstractNumId w:val="17"/>
   </w:num>
   <w:num w:numId="23" w16cid:durableId="716970281">
-    <w:abstractNumId w:val="14"/>
+    <w:abstractNumId w:val="15"/>
   </w:num>
   <w:num w:numId="24" w16cid:durableId="915474328">
-    <w:abstractNumId w:val="22"/>
+    <w:abstractNumId w:val="23"/>
+  </w:num>
+  <w:num w:numId="25" w16cid:durableId="1762411745">
+    <w:abstractNumId w:val="8"/>
   </w:num>
 </w:numbering>
 </file>
